--- a/stencil/3.1、招标文件.docx
+++ b/stencil/3.1、招标文件.docx
@@ -20603,26 +20603,6 @@
         <w:spacing w:line="360" w:lineRule="auto"/>
         <w:jc w:val="center"/>
         <w:rPr>
-          <w:rFonts w:hint="eastAsia"/>
-          <w:lang w:val="en-US" w:eastAsia="zh-CN"/>
-        </w:rPr>
-      </w:pPr>
-      <w:r>
-        <w:rPr>
-          <w:rFonts w:hint="eastAsia"/>
-          <w:lang w:val="en-US" w:eastAsia="zh-CN"/>
-        </w:rPr>
-        <w:t>{{ 导入清单 }}</w:t>
-      </w:r>
-    </w:p>
-    <w:p>
-      <w:pPr>
-        <w:tabs>
-          <w:tab w:val="left" w:pos="2955"/>
-        </w:tabs>
-        <w:spacing w:line="360" w:lineRule="auto"/>
-        <w:jc w:val="center"/>
-        <w:rPr>
           <w:rFonts w:hint="eastAsia" w:ascii="宋体" w:hAnsi="宋体" w:eastAsia="宋体" w:cs="宋体"/>
           <w:b w:val="0"/>
           <w:bCs w:val="0"/>
@@ -20640,18 +20620,10 @@
         </w:tabs>
         <w:spacing w:line="360" w:lineRule="auto"/>
         <w:jc w:val="center"/>
-        <w:rPr>
-          <w:rFonts w:hint="eastAsia" w:ascii="宋体" w:hAnsi="宋体" w:eastAsia="宋体" w:cs="宋体"/>
-          <w:b w:val="0"/>
-          <w:bCs w:val="0"/>
-          <w:sz w:val="24"/>
-          <w:szCs w:val="24"/>
-          <w:u w:val="none"/>
-          <w:lang w:val="en-US" w:eastAsia="zh-CN"/>
-        </w:rPr>
       </w:pPr>
-      <w:bookmarkStart w:id="4" w:name="_GoBack"/>
-      <w:bookmarkEnd w:id="4"/>
+      <w:r>
+        <w:t>{{ 招标文件表格 }}</w:t>
+      </w:r>
     </w:p>
     <w:p>
       <w:pPr>
@@ -20661,18 +20633,8 @@
         <w:spacing w:line="360" w:lineRule="auto"/>
         <w:jc w:val="center"/>
       </w:pPr>
-      <w:r>
-        <w:t>{{ 招标文件表格 }}</w:t>
-      </w:r>
-    </w:p>
-    <w:p>
-      <w:pPr>
-        <w:tabs>
-          <w:tab w:val="left" w:pos="2955"/>
-        </w:tabs>
-        <w:spacing w:line="360" w:lineRule="auto"/>
-        <w:jc w:val="center"/>
-      </w:pPr>
+      <w:bookmarkStart w:id="4" w:name="_GoBack"/>
+      <w:bookmarkEnd w:id="4"/>
     </w:p>
     <w:p>
       <w:pPr>
@@ -21212,6 +21174,7 @@
     <w:basedOn w:val="1"/>
     <w:next w:val="1"/>
     <w:link w:val="15"/>
+    <w:autoRedefine/>
     <w:qFormat/>
     <w:uiPriority w:val="0"/>
     <w:pPr>
